--- a/entregables/Entrega_Gold_Standard_y_Benchmark_OCR_v2.docx
+++ b/entregables/Entrega_Gold_Standard_y_Benchmark_OCR_v2.docx
@@ -127,7 +127,7 @@
         <w:rPr>
           <w:sz w:val="22"/>
         </w:rPr>
-        <w:t>Se aplicó un muestreo estratificado por tipo documental sobre los 1,678 páginas escaneadas del corpus. Semilla fija random_state=42 (reproducible). Cap uniforme de 4 páginas por documento para acotar el esfuerzo humano de transcripción.</w:t>
+        <w:t>Se aplicó un muestreo estratificado por tipo documental sobre los 1,678 páginas escaneadas (412 documentos) del corpus. Semilla fija random_state=42 (reproducible). Cap uniforme de 4 páginas por documento para acotar el esfuerzo humano de transcripción.</w:t>
       </w:r>
     </w:p>
     <w:tbl>
@@ -147,7 +147,7 @@
       <w:tr>
         <w:tc>
           <w:tcPr>
-            <w:tcW w:type="dxa" w:w="1984"/>
+            <w:tcW w:type="dxa" w:w="1701"/>
             <w:shd w:fill="2E5C8A"/>
           </w:tcPr>
           <w:p>
@@ -164,7 +164,7 @@
         </w:tc>
         <w:tc>
           <w:tcPr>
-            <w:tcW w:type="dxa" w:w="1701"/>
+            <w:tcW w:type="dxa" w:w="1587"/>
             <w:shd w:fill="2E5C8A"/>
           </w:tcPr>
           <w:p>
@@ -198,7 +198,7 @@
         </w:tc>
         <w:tc>
           <w:tcPr>
-            <w:tcW w:type="dxa" w:w="1134"/>
+            <w:tcW w:type="dxa" w:w="1417"/>
             <w:shd w:fill="2E5C8A"/>
           </w:tcPr>
           <w:p>
@@ -234,7 +234,7 @@
       <w:tr>
         <w:tc>
           <w:tcPr>
-            <w:tcW w:type="dxa" w:w="1984"/>
+            <w:tcW w:type="dxa" w:w="1701"/>
           </w:tcPr>
           <w:p>
             <w:r/>
@@ -248,7 +248,7 @@
         </w:tc>
         <w:tc>
           <w:tcPr>
-            <w:tcW w:type="dxa" w:w="1701"/>
+            <w:tcW w:type="dxa" w:w="1587"/>
           </w:tcPr>
           <w:p>
             <w:r/>
@@ -256,7 +256,7 @@
               <w:rPr>
                 <w:sz w:val="20"/>
               </w:rPr>
-              <w:t>312</w:t>
+              <w:t>308</w:t>
             </w:r>
           </w:p>
         </w:tc>
@@ -276,7 +276,7 @@
         </w:tc>
         <w:tc>
           <w:tcPr>
-            <w:tcW w:type="dxa" w:w="1134"/>
+            <w:tcW w:type="dxa" w:w="1417"/>
           </w:tcPr>
           <w:p>
             <w:r/>
@@ -298,7 +298,7 @@
               <w:rPr>
                 <w:sz w:val="20"/>
               </w:rPr>
-              <w:t>Estratificado por calidad visual: 3 alta calidad (blur_score ≥ Q3) + 3 ruidosas (blur_score ≤ Q1)</w:t>
+              <w:t>Estratificado por calidad visual de Fase 1: 3 alta calidad (quality_label=APTO con blur y contraste altos) + 3 ruidosas (quality_label=REQUIERE_PREPROCESAMIENTO o blur bajo)</w:t>
             </w:r>
           </w:p>
         </w:tc>
@@ -306,7 +306,7 @@
       <w:tr>
         <w:tc>
           <w:tcPr>
-            <w:tcW w:type="dxa" w:w="1984"/>
+            <w:tcW w:type="dxa" w:w="1701"/>
           </w:tcPr>
           <w:p>
             <w:r/>
@@ -320,7 +320,7 @@
         </w:tc>
         <w:tc>
           <w:tcPr>
-            <w:tcW w:type="dxa" w:w="1701"/>
+            <w:tcW w:type="dxa" w:w="1587"/>
           </w:tcPr>
           <w:p>
             <w:r/>
@@ -328,7 +328,7 @@
               <w:rPr>
                 <w:sz w:val="20"/>
               </w:rPr>
-              <w:t>35</w:t>
+              <w:t>24</w:t>
             </w:r>
           </w:p>
         </w:tc>
@@ -348,7 +348,7 @@
         </w:tc>
         <w:tc>
           <w:tcPr>
-            <w:tcW w:type="dxa" w:w="1134"/>
+            <w:tcW w:type="dxa" w:w="1417"/>
           </w:tcPr>
           <w:p>
             <w:r/>
@@ -356,7 +356,7 @@
               <w:rPr>
                 <w:sz w:val="20"/>
               </w:rPr>
-              <w:t>8.6%</w:t>
+              <w:t>12.5%</w:t>
             </w:r>
           </w:p>
         </w:tc>
@@ -370,7 +370,7 @@
               <w:rPr>
                 <w:sz w:val="20"/>
               </w:rPr>
-              <w:t>Aleatorio sobre escaneados (la mayoría del RUT es digital)</w:t>
+              <w:t>Aleatorio sobre escaneados (la mayoría del RUT del corpus es digital: 200/235)</w:t>
             </w:r>
           </w:p>
         </w:tc>
@@ -378,7 +378,7 @@
       <w:tr>
         <w:tc>
           <w:tcPr>
-            <w:tcW w:type="dxa" w:w="1984"/>
+            <w:tcW w:type="dxa" w:w="1701"/>
           </w:tcPr>
           <w:p>
             <w:r/>
@@ -392,7 +392,7 @@
         </w:tc>
         <w:tc>
           <w:tcPr>
-            <w:tcW w:type="dxa" w:w="1701"/>
+            <w:tcW w:type="dxa" w:w="1587"/>
           </w:tcPr>
           <w:p>
             <w:r/>
@@ -420,7 +420,7 @@
         </w:tc>
         <w:tc>
           <w:tcPr>
-            <w:tcW w:type="dxa" w:w="1134"/>
+            <w:tcW w:type="dxa" w:w="1417"/>
           </w:tcPr>
           <w:p>
             <w:r/>
@@ -450,7 +450,7 @@
       <w:tr>
         <w:tc>
           <w:tcPr>
-            <w:tcW w:type="dxa" w:w="1984"/>
+            <w:tcW w:type="dxa" w:w="1701"/>
           </w:tcPr>
           <w:p>
             <w:r/>
@@ -464,7 +464,7 @@
         </w:tc>
         <w:tc>
           <w:tcPr>
-            <w:tcW w:type="dxa" w:w="1701"/>
+            <w:tcW w:type="dxa" w:w="1587"/>
           </w:tcPr>
           <w:p>
             <w:r/>
@@ -492,7 +492,7 @@
         </w:tc>
         <w:tc>
           <w:tcPr>
-            <w:tcW w:type="dxa" w:w="1134"/>
+            <w:tcW w:type="dxa" w:w="1417"/>
           </w:tcPr>
           <w:p>
             <w:r/>
@@ -514,7 +514,7 @@
               <w:rPr>
                 <w:sz w:val="20"/>
               </w:rPr>
-              <w:t>Aleatorio sobre escaneados (la mayoría del CC es digital)</w:t>
+              <w:t>Aleatorio sobre escaneados (la mayoría del CC del corpus es digital: 183/199)</w:t>
             </w:r>
           </w:p>
         </w:tc>
@@ -522,7 +522,7 @@
       <w:tr>
         <w:tc>
           <w:tcPr>
-            <w:tcW w:type="dxa" w:w="1984"/>
+            <w:tcW w:type="dxa" w:w="1701"/>
           </w:tcPr>
           <w:p>
             <w:r/>
@@ -536,7 +536,7 @@
         </w:tc>
         <w:tc>
           <w:tcPr>
-            <w:tcW w:type="dxa" w:w="1701"/>
+            <w:tcW w:type="dxa" w:w="1587"/>
           </w:tcPr>
           <w:p>
             <w:r/>
@@ -544,7 +544,7 @@
               <w:rPr>
                 <w:sz w:val="20"/>
               </w:rPr>
-              <w:t>422</w:t>
+              <w:t>407</w:t>
             </w:r>
           </w:p>
         </w:tc>
@@ -558,13 +558,13 @@
               <w:rPr>
                 <w:sz w:val="20"/>
               </w:rPr>
-              <w:t>15 docs (36 pág.)</w:t>
+              <w:t>15 docs (39 páginas transcritas)</w:t>
             </w:r>
           </w:p>
         </w:tc>
         <w:tc>
           <w:tcPr>
-            <w:tcW w:type="dxa" w:w="1134"/>
+            <w:tcW w:type="dxa" w:w="1417"/>
           </w:tcPr>
           <w:p>
             <w:r/>
@@ -572,7 +572,7 @@
               <w:rPr>
                 <w:sz w:val="20"/>
               </w:rPr>
-              <w:t>3.6%</w:t>
+              <w:t>3.7% (docs) · 2.3% (páginas)</w:t>
             </w:r>
           </w:p>
         </w:tc>
@@ -641,7 +641,7 @@
           <w:color w:val="555555"/>
           <w:sz w:val="18"/>
         </w:rPr>
-        <w:t>Figura 1. Composición del Gold Standard: 15 documentos / 36 páginas.</w:t>
+        <w:t>Figura 1. Composición del Gold Standard: 15 documentos / 39 páginas.</w:t>
       </w:r>
     </w:p>
     <w:p>
@@ -817,7 +817,7 @@
           <w:color w:val="C0392B"/>
           <w:sz w:val="20"/>
         </w:rPr>
-        <w:t>⚠ PENDIENTE — Acuerdo inter-anotador ejecutado: reportar el valor final de Cohen's κ obtenido sobre las 36 páginas del gold, y el número de páginas reanotadas.</w:t>
+        <w:t>⚠ PENDIENTE — Acuerdo inter-anotador ejecutado: reportar el valor final de Cohen's κ obtenido sobre las 39 páginas del gold, y el número de páginas reanotadas.</w:t>
       </w:r>
     </w:p>
     <w:p>
